--- a/tests/corpus/korvane/files/finance/expense_policy_travel_2024.docx
+++ b/tests/corpus/korvane/files/finance/expense_policy_travel_2024.docx
@@ -72,6 +72,9 @@
         <w:gridCol w:w="4320"/>
       </w:tblGrid>
       <w:tr>
+        <w:trPr>
+          <w:cantSplit/>
+        </w:trPr>
         <w:tc>
           <w:tcPr>
             <w:tcW w:type="dxa" w:w="4320"/>
@@ -100,6 +103,9 @@
         </w:tc>
       </w:tr>
       <w:tr>
+        <w:trPr>
+          <w:cantSplit/>
+        </w:trPr>
         <w:tc>
           <w:tcPr>
             <w:tcW w:type="dxa" w:w="4320"/>
@@ -122,6 +128,9 @@
         </w:tc>
       </w:tr>
       <w:tr>
+        <w:trPr>
+          <w:cantSplit/>
+        </w:trPr>
         <w:tc>
           <w:tcPr>
             <w:tcW w:type="dxa" w:w="4320"/>
@@ -144,6 +153,9 @@
         </w:tc>
       </w:tr>
       <w:tr>
+        <w:trPr>
+          <w:cantSplit/>
+        </w:trPr>
         <w:tc>
           <w:tcPr>
             <w:tcW w:type="dxa" w:w="4320"/>
@@ -166,6 +178,9 @@
         </w:tc>
       </w:tr>
       <w:tr>
+        <w:trPr>
+          <w:cantSplit/>
+        </w:trPr>
         <w:tc>
           <w:tcPr>
             <w:tcW w:type="dxa" w:w="4320"/>
@@ -310,6 +325,9 @@
         <w:gridCol w:w="4320"/>
       </w:tblGrid>
       <w:tr>
+        <w:trPr>
+          <w:cantSplit/>
+        </w:trPr>
         <w:tc>
           <w:tcPr>
             <w:tcW w:type="dxa" w:w="4320"/>
@@ -338,6 +356,9 @@
         </w:tc>
       </w:tr>
       <w:tr>
+        <w:trPr>
+          <w:cantSplit/>
+        </w:trPr>
         <w:tc>
           <w:tcPr>
             <w:tcW w:type="dxa" w:w="4320"/>
@@ -360,6 +381,9 @@
         </w:tc>
       </w:tr>
       <w:tr>
+        <w:trPr>
+          <w:cantSplit/>
+        </w:trPr>
         <w:tc>
           <w:tcPr>
             <w:tcW w:type="dxa" w:w="4320"/>
@@ -382,6 +406,9 @@
         </w:tc>
       </w:tr>
       <w:tr>
+        <w:trPr>
+          <w:cantSplit/>
+        </w:trPr>
         <w:tc>
           <w:tcPr>
             <w:tcW w:type="dxa" w:w="4320"/>
@@ -404,6 +431,9 @@
         </w:tc>
       </w:tr>
       <w:tr>
+        <w:trPr>
+          <w:cantSplit/>
+        </w:trPr>
         <w:tc>
           <w:tcPr>
             <w:tcW w:type="dxa" w:w="4320"/>
@@ -426,6 +456,9 @@
         </w:tc>
       </w:tr>
       <w:tr>
+        <w:trPr>
+          <w:cantSplit/>
+        </w:trPr>
         <w:tc>
           <w:tcPr>
             <w:tcW w:type="dxa" w:w="4320"/>
@@ -448,6 +481,9 @@
         </w:tc>
       </w:tr>
       <w:tr>
+        <w:trPr>
+          <w:cantSplit/>
+        </w:trPr>
         <w:tc>
           <w:tcPr>
             <w:tcW w:type="dxa" w:w="4320"/>
@@ -505,6 +541,9 @@
         <w:gridCol w:w="4320"/>
       </w:tblGrid>
       <w:tr>
+        <w:trPr>
+          <w:cantSplit/>
+        </w:trPr>
         <w:tc>
           <w:tcPr>
             <w:tcW w:type="dxa" w:w="4320"/>
@@ -533,6 +572,9 @@
         </w:tc>
       </w:tr>
       <w:tr>
+        <w:trPr>
+          <w:cantSplit/>
+        </w:trPr>
         <w:tc>
           <w:tcPr>
             <w:tcW w:type="dxa" w:w="4320"/>
@@ -555,6 +597,9 @@
         </w:tc>
       </w:tr>
       <w:tr>
+        <w:trPr>
+          <w:cantSplit/>
+        </w:trPr>
         <w:tc>
           <w:tcPr>
             <w:tcW w:type="dxa" w:w="4320"/>
@@ -577,6 +622,9 @@
         </w:tc>
       </w:tr>
       <w:tr>
+        <w:trPr>
+          <w:cantSplit/>
+        </w:trPr>
         <w:tc>
           <w:tcPr>
             <w:tcW w:type="dxa" w:w="4320"/>
@@ -599,6 +647,9 @@
         </w:tc>
       </w:tr>
       <w:tr>
+        <w:trPr>
+          <w:cantSplit/>
+        </w:trPr>
         <w:tc>
           <w:tcPr>
             <w:tcW w:type="dxa" w:w="4320"/>
@@ -621,6 +672,9 @@
         </w:tc>
       </w:tr>
       <w:tr>
+        <w:trPr>
+          <w:cantSplit/>
+        </w:trPr>
         <w:tc>
           <w:tcPr>
             <w:tcW w:type="dxa" w:w="4320"/>
@@ -643,6 +697,9 @@
         </w:tc>
       </w:tr>
       <w:tr>
+        <w:trPr>
+          <w:cantSplit/>
+        </w:trPr>
         <w:tc>
           <w:tcPr>
             <w:tcW w:type="dxa" w:w="4320"/>
